--- a/CreditDerivatives/RiskyBondPricer 설명서.docx
+++ b/CreditDerivatives/RiskyBondPricer 설명서.docx
@@ -37,7 +37,73 @@
         <w:t>설명서</w:t>
       </w:r>
     </w:p>
-    <w:p/>
+    <w:p>
+      <w:pPr>
+        <w:jc w:val="center"/>
+        <w:rPr>
+          <w:b/>
+          <w:sz w:val="24"/>
+          <w:szCs w:val="24"/>
+        </w:rPr>
+      </w:pPr>
+    </w:p>
+    <w:p>
+      <w:pPr>
+        <w:jc w:val="left"/>
+        <w:rPr>
+          <w:b/>
+          <w:sz w:val="24"/>
+          <w:szCs w:val="24"/>
+        </w:rPr>
+      </w:pPr>
+      <w:r>
+        <w:rPr>
+          <w:rFonts w:hint="eastAsia"/>
+          <w:b/>
+          <w:sz w:val="24"/>
+          <w:szCs w:val="24"/>
+        </w:rPr>
+        <w:t>DLL</w:t>
+      </w:r>
+      <w:r>
+        <w:rPr>
+          <w:b/>
+          <w:sz w:val="24"/>
+          <w:szCs w:val="24"/>
+        </w:rPr>
+        <w:t xml:space="preserve"> </w:t>
+      </w:r>
+      <w:r>
+        <w:rPr>
+          <w:rFonts w:hint="eastAsia"/>
+          <w:b/>
+          <w:sz w:val="24"/>
+          <w:szCs w:val="24"/>
+        </w:rPr>
+        <w:t>경로를 찾을 수 없을 경우 1</w:t>
+      </w:r>
+      <w:r>
+        <w:rPr>
+          <w:b/>
+          <w:sz w:val="24"/>
+          <w:szCs w:val="24"/>
+        </w:rPr>
+        <w:t>~3</w:t>
+      </w:r>
+      <w:r>
+        <w:rPr>
+          <w:rFonts w:hint="eastAsia"/>
+          <w:b/>
+          <w:sz w:val="24"/>
+          <w:szCs w:val="24"/>
+        </w:rPr>
+        <w:t>을 따라 세팅합니다.</w:t>
+      </w:r>
+    </w:p>
+    <w:p>
+      <w:bookmarkStart w:id="0" w:name="_GoBack"/>
+      <w:bookmarkEnd w:id="0"/>
+    </w:p>
     <w:p>
       <w:r>
         <w:rPr>
@@ -250,12 +316,12 @@
         <w:pStyle w:val="a3"/>
         <w:ind w:leftChars="0" w:left="760"/>
       </w:pPr>
-      <w:bookmarkStart w:id="0" w:name="_GoBack"/>
       <w:r>
         <w:rPr>
           <w:rFonts w:hint="eastAsia"/>
           <w:noProof/>
         </w:rPr>
+        <w:lastRenderedPageBreak/>
         <w:drawing>
           <wp:inline distT="0" distB="0" distL="0" distR="0" wp14:anchorId="7386CDE1" wp14:editId="1595270E">
             <wp:extent cx="4985389" cy="3162275"/>
@@ -305,7 +371,6 @@
           </wp:inline>
         </w:drawing>
       </w:r>
-      <w:bookmarkEnd w:id="0"/>
     </w:p>
     <w:p>
       <w:pPr>
@@ -313,7 +378,6 @@
         <w:ind w:leftChars="0" w:left="760"/>
       </w:pPr>
       <w:r>
-        <w:lastRenderedPageBreak/>
         <w:t xml:space="preserve">3-2. </w:t>
       </w:r>
       <w:r>
@@ -396,6 +460,7 @@
         <w:rPr>
           <w:noProof/>
         </w:rPr>
+        <w:lastRenderedPageBreak/>
         <w:drawing>
           <wp:inline distT="0" distB="0" distL="0" distR="0" wp14:anchorId="2DE3876F" wp14:editId="0CCF7DF3">
             <wp:extent cx="5731510" cy="2729865"/>
@@ -474,7 +539,6 @@
         <w:rPr>
           <w:noProof/>
         </w:rPr>
-        <w:lastRenderedPageBreak/>
         <w:drawing>
           <wp:inline distT="0" distB="0" distL="0" distR="0" wp14:anchorId="2E17A20F" wp14:editId="536D1358">
             <wp:extent cx="5731510" cy="2256790"/>
@@ -542,6 +606,7 @@
         <w:rPr>
           <w:noProof/>
         </w:rPr>
+        <w:lastRenderedPageBreak/>
         <w:drawing>
           <wp:inline distT="0" distB="0" distL="0" distR="0" wp14:anchorId="4684460C" wp14:editId="4CFDB898">
             <wp:extent cx="3368040" cy="1660048"/>
